--- a/Labfiles/Lab 12-HTTPtoPDF.docx
+++ b/Labfiles/Lab 12-HTTPtoPDF.docx
@@ -1,6 +1,6 @@
 
 <file path=word/document.xml><?xml version="1.0" encoding="utf-8"?>
-<w:document xmlns:wpc="http://schemas.microsoft.com/office/word/2010/wordprocessingCanvas" xmlns:cx="http://schemas.microsoft.com/office/drawing/2014/chartex" xmlns:cx1="http://schemas.microsoft.com/office/drawing/2015/9/8/chartex" xmlns:cx2="http://schemas.microsoft.com/office/drawing/2015/10/21/chartex" xmlns:cx3="http://schemas.microsoft.com/office/drawing/2016/5/9/chartex" xmlns:cx4="http://schemas.microsoft.com/office/drawing/2016/5/10/chartex" xmlns:cx5="http://schemas.microsoft.com/office/drawing/2016/5/11/chartex" xmlns:cx6="http://schemas.microsoft.com/office/drawing/2016/5/12/chartex" xmlns:cx7="http://schemas.microsoft.com/office/drawing/2016/5/13/chartex" xmlns:cx8="http://schemas.microsoft.com/office/drawing/2016/5/14/chartex" xmlns:mc="http://schemas.openxmlformats.org/markup-compatibility/2006" xmlns:aink="http://schemas.microsoft.com/office/drawing/2016/ink" xmlns:am3d="http://schemas.microsoft.com/office/drawing/2017/model3d" xmlns:o="urn:schemas-microsoft-com:office:office" xmlns:r="http://schemas.openxmlformats.org/officeDocument/2006/relationships" xmlns:m="http://schemas.openxmlformats.org/officeDocument/2006/math" xmlns:v="urn:schemas-microsoft-com:vml" xmlns:wp14="http://schemas.microsoft.com/office/word/2010/wordprocessingDrawing" xmlns:wp="http://schemas.openxmlformats.org/drawingml/2006/wordprocessingDrawing" xmlns:w10="urn:schemas-microsoft-com:office:word" xmlns:w="http://schemas.openxmlformats.org/wordprocessingml/2006/main" xmlns:w14="http://schemas.microsoft.com/office/word/2010/wordml" xmlns:w15="http://schemas.microsoft.com/office/word/2012/wordml" xmlns:w16cid="http://schemas.microsoft.com/office/word/2016/wordml/cid" xmlns:w16se="http://schemas.microsoft.com/office/word/2015/wordml/symex" xmlns:wpg="http://schemas.microsoft.com/office/word/2010/wordprocessingGroup" xmlns:wpi="http://schemas.microsoft.com/office/word/2010/wordprocessingInk" xmlns:wne="http://schemas.microsoft.com/office/word/2006/wordml" xmlns:wps="http://schemas.microsoft.com/office/word/2010/wordprocessingShape" mc:Ignorable="w14 w15 w16se w16cid wp14">
+<w:document xmlns:wpc="http://schemas.microsoft.com/office/word/2010/wordprocessingCanvas" xmlns:cx="http://schemas.microsoft.com/office/drawing/2014/chartex" xmlns:cx1="http://schemas.microsoft.com/office/drawing/2015/9/8/chartex" xmlns:cx2="http://schemas.microsoft.com/office/drawing/2015/10/21/chartex" xmlns:cx3="http://schemas.microsoft.com/office/drawing/2016/5/9/chartex" xmlns:cx4="http://schemas.microsoft.com/office/drawing/2016/5/10/chartex" xmlns:cx5="http://schemas.microsoft.com/office/drawing/2016/5/11/chartex" xmlns:cx6="http://schemas.microsoft.com/office/drawing/2016/5/12/chartex" xmlns:cx7="http://schemas.microsoft.com/office/drawing/2016/5/13/chartex" xmlns:cx8="http://schemas.microsoft.com/office/drawing/2016/5/14/chartex" xmlns:mc="http://schemas.openxmlformats.org/markup-compatibility/2006" xmlns:aink="http://schemas.microsoft.com/office/drawing/2016/ink" xmlns:am3d="http://schemas.microsoft.com/office/drawing/2017/model3d" xmlns:o="urn:schemas-microsoft-com:office:office" xmlns:oel="http://schemas.microsoft.com/office/2019/extlst" xmlns:r="http://schemas.openxmlformats.org/officeDocument/2006/relationships" xmlns:m="http://schemas.openxmlformats.org/officeDocument/2006/math" xmlns:v="urn:schemas-microsoft-com:vml" xmlns:wp14="http://schemas.microsoft.com/office/word/2010/wordprocessingDrawing" xmlns:wp="http://schemas.openxmlformats.org/drawingml/2006/wordprocessingDrawing" xmlns:w10="urn:schemas-microsoft-com:office:word" xmlns:w="http://schemas.openxmlformats.org/wordprocessingml/2006/main" xmlns:w14="http://schemas.microsoft.com/office/word/2010/wordml" xmlns:w15="http://schemas.microsoft.com/office/word/2012/wordml" xmlns:w16cex="http://schemas.microsoft.com/office/word/2018/wordml/cex" xmlns:w16cid="http://schemas.microsoft.com/office/word/2016/wordml/cid" xmlns:w16="http://schemas.microsoft.com/office/word/2018/wordml" xmlns:w16du="http://schemas.microsoft.com/office/word/2023/wordml/word16du" xmlns:w16sdtdh="http://schemas.microsoft.com/office/word/2020/wordml/sdtdatahash" xmlns:w16sdtfl="http://schemas.microsoft.com/office/word/2024/wordml/sdtformatlock" xmlns:w16se="http://schemas.microsoft.com/office/word/2015/wordml/symex" xmlns:wpg="http://schemas.microsoft.com/office/word/2010/wordprocessingGroup" xmlns:wpi="http://schemas.microsoft.com/office/word/2010/wordprocessingInk" xmlns:wne="http://schemas.microsoft.com/office/word/2006/wordml" xmlns:wps="http://schemas.microsoft.com/office/word/2010/wordprocessingShape" mc:Ignorable="w14 w15 w16se w16cid w16 w16cex w16sdtdh w16sdtfl w16du wp14">
   <w:body>
     <w:p>
       <w:pPr>
@@ -36,28 +36,16 @@
           <w:sz w:val="28"/>
           <w:szCs w:val="28"/>
         </w:rPr>
-        <w:t xml:space="preserve"> + PDF from HTML</w:t>
-      </w:r>
-    </w:p>
-    <w:p>
-      <w:hyperlink r:id="rId5" w:history="1">
-        <w:r>
-          <w:rPr>
-            <w:rStyle w:val="Hyperlink"/>
-          </w:rPr>
-          <w:t>ISBN:9780789748591</w:t>
-        </w:r>
-      </w:hyperlink>
-    </w:p>
-    <w:p>
-      <w:hyperlink r:id="rId6" w:history="1">
-        <w:r>
-          <w:rPr>
-            <w:rStyle w:val="Hyperlink"/>
-          </w:rPr>
-          <w:t>https://www.googleapis.com/books/v1/volumes?q=</w:t>
-        </w:r>
-      </w:hyperlink>
+        <w:t xml:space="preserve"> from HTML</w:t>
+      </w:r>
+    </w:p>
+    <w:p>
+      <w:r>
+        <w:rPr>
+          <w:highlight w:val="yellow"/>
+        </w:rPr>
+        <w:t>https://openlibrary.org/search.json?q=isbn_9780262033848</w:t>
+      </w:r>
     </w:p>
     <w:p>
       <w:r>
@@ -109,7 +97,7 @@
                     <pic:cNvPicPr/>
                   </pic:nvPicPr>
                   <pic:blipFill>
-                    <a:blip r:embed="rId7"/>
+                    <a:blip r:embed="rId5"/>
                     <a:stretch>
                       <a:fillRect/>
                     </a:stretch>
@@ -151,23 +139,7 @@
         </w:numPr>
       </w:pPr>
       <w:r>
-        <w:t xml:space="preserve">Enter Method = Get and URI = </w:t>
-      </w:r>
-      <w:proofErr w:type="spellStart"/>
-      <w:r>
-        <w:t>url</w:t>
-      </w:r>
-      <w:proofErr w:type="spellEnd"/>
-      <w:r>
-        <w:t xml:space="preserve"> of the rest </w:t>
-      </w:r>
-      <w:proofErr w:type="spellStart"/>
-      <w:r>
-        <w:t>api</w:t>
-      </w:r>
-      <w:proofErr w:type="spellEnd"/>
-      <w:r>
-        <w:t xml:space="preserve"> and pass the input parameter</w:t>
+        <w:t>Enter Method = Get and URI = url of the rest api and pass the input parameter</w:t>
       </w:r>
     </w:p>
     <w:p>
@@ -184,14 +156,11 @@
     </w:p>
     <w:p>
       <w:r>
-        <w:rPr>
-          <w:noProof/>
-        </w:rPr>
         <w:drawing>
-          <wp:inline distT="0" distB="0" distL="0" distR="0" wp14:anchorId="64FD470B" wp14:editId="639B6210">
-            <wp:extent cx="5731510" cy="3189605"/>
-            <wp:effectExtent l="0" t="0" r="2540" b="0"/>
-            <wp:docPr id="2" name="Picture 2"/>
+          <wp:inline distT="0" distB="0" distL="0" distR="0" wp14:anchorId="21F59FE9" wp14:editId="6363A544">
+            <wp:extent cx="5731510" cy="4053205"/>
+            <wp:effectExtent l="114300" t="114300" r="116840" b="118745"/>
+            <wp:docPr id="1896476907" name="Picture 1" descr="A screenshot of a computer&#10;&#10;AI-generated content may be incorrect."/>
             <wp:cNvGraphicFramePr>
               <a:graphicFrameLocks xmlns:a="http://schemas.openxmlformats.org/drawingml/2006/main" noChangeAspect="1"/>
             </wp:cNvGraphicFramePr>
@@ -199,7 +168,142 @@
               <a:graphicData uri="http://schemas.openxmlformats.org/drawingml/2006/picture">
                 <pic:pic xmlns:pic="http://schemas.openxmlformats.org/drawingml/2006/picture">
                   <pic:nvPicPr>
-                    <pic:cNvPr id="1" name=""/>
+                    <pic:cNvPr id="1896476907" name="Picture 1" descr="A screenshot of a computer&#10;&#10;AI-generated content may be incorrect."/>
+                    <pic:cNvPicPr/>
+                  </pic:nvPicPr>
+                  <pic:blipFill>
+                    <a:blip r:embed="rId6"/>
+                    <a:stretch>
+                      <a:fillRect/>
+                    </a:stretch>
+                  </pic:blipFill>
+                  <pic:spPr>
+                    <a:xfrm>
+                      <a:off x="0" y="0"/>
+                      <a:ext cx="5731510" cy="4053205"/>
+                    </a:xfrm>
+                    <a:prstGeom prst="rect">
+                      <a:avLst/>
+                    </a:prstGeom>
+                    <a:effectLst>
+                      <a:outerShdw blurRad="63500" sx="102000" sy="102000" algn="ctr" rotWithShape="0">
+                        <a:prstClr val="black">
+                          <a:alpha val="40000"/>
+                        </a:prstClr>
+                      </a:outerShdw>
+                    </a:effectLst>
+                  </pic:spPr>
+                </pic:pic>
+              </a:graphicData>
+            </a:graphic>
+          </wp:inline>
+        </w:drawing>
+      </w:r>
+    </w:p>
+    <w:p>
+      <w:pPr>
+        <w:pStyle w:val="ListParagraph"/>
+        <w:numPr>
+          <w:ilvl w:val="0"/>
+          <w:numId w:val="1"/>
+        </w:numPr>
+      </w:pPr>
+      <w:r>
+        <w:t>Add another action Parse JSON to handle the response object</w:t>
+      </w:r>
+    </w:p>
+    <w:p>
+      <w:pPr>
+        <w:pStyle w:val="ListParagraph"/>
+        <w:numPr>
+          <w:ilvl w:val="0"/>
+          <w:numId w:val="1"/>
+        </w:numPr>
+      </w:pPr>
+      <w:r>
+        <w:t xml:space="preserve">Open the </w:t>
+      </w:r>
+      <w:r>
+        <w:t>API url from browser and copy the output</w:t>
+      </w:r>
+    </w:p>
+    <w:p>
+      <w:pPr>
+        <w:ind w:left="360"/>
+      </w:pPr>
+      <w:r>
+        <w:lastRenderedPageBreak/>
+        <w:drawing>
+          <wp:inline distT="0" distB="0" distL="0" distR="0" wp14:anchorId="6B2DBAB6" wp14:editId="72B88FB4">
+            <wp:extent cx="5731510" cy="842010"/>
+            <wp:effectExtent l="114300" t="76200" r="116840" b="72390"/>
+            <wp:docPr id="1125186458" name="Picture 1" descr="A close up of a text&#10;&#10;AI-generated content may be incorrect."/>
+            <wp:cNvGraphicFramePr>
+              <a:graphicFrameLocks xmlns:a="http://schemas.openxmlformats.org/drawingml/2006/main" noChangeAspect="1"/>
+            </wp:cNvGraphicFramePr>
+            <a:graphic xmlns:a="http://schemas.openxmlformats.org/drawingml/2006/main">
+              <a:graphicData uri="http://schemas.openxmlformats.org/drawingml/2006/picture">
+                <pic:pic xmlns:pic="http://schemas.openxmlformats.org/drawingml/2006/picture">
+                  <pic:nvPicPr>
+                    <pic:cNvPr id="1125186458" name="Picture 1" descr="A close up of a text&#10;&#10;AI-generated content may be incorrect."/>
+                    <pic:cNvPicPr/>
+                  </pic:nvPicPr>
+                  <pic:blipFill>
+                    <a:blip r:embed="rId7"/>
+                    <a:stretch>
+                      <a:fillRect/>
+                    </a:stretch>
+                  </pic:blipFill>
+                  <pic:spPr>
+                    <a:xfrm>
+                      <a:off x="0" y="0"/>
+                      <a:ext cx="5731510" cy="842010"/>
+                    </a:xfrm>
+                    <a:prstGeom prst="rect">
+                      <a:avLst/>
+                    </a:prstGeom>
+                    <a:effectLst>
+                      <a:outerShdw blurRad="63500" sx="102000" sy="102000" algn="ctr" rotWithShape="0">
+                        <a:prstClr val="black">
+                          <a:alpha val="40000"/>
+                        </a:prstClr>
+                      </a:outerShdw>
+                    </a:effectLst>
+                  </pic:spPr>
+                </pic:pic>
+              </a:graphicData>
+            </a:graphic>
+          </wp:inline>
+        </w:drawing>
+      </w:r>
+    </w:p>
+    <w:p>
+      <w:pPr>
+        <w:pStyle w:val="ListParagraph"/>
+        <w:numPr>
+          <w:ilvl w:val="0"/>
+          <w:numId w:val="1"/>
+        </w:numPr>
+      </w:pPr>
+      <w:r>
+        <w:t>Click Generate from sample button and add the any output from your rest api to create schema.</w:t>
+      </w:r>
+    </w:p>
+    <w:p>
+      <w:r>
+        <w:drawing>
+          <wp:inline distT="0" distB="0" distL="0" distR="0" wp14:anchorId="02D47AC2" wp14:editId="26248E66">
+            <wp:extent cx="5731510" cy="4164330"/>
+            <wp:effectExtent l="114300" t="114300" r="116840" b="121920"/>
+            <wp:docPr id="1501790199" name="Picture 1" descr="A screenshot of a computer&#10;&#10;AI-generated content may be incorrect."/>
+            <wp:cNvGraphicFramePr>
+              <a:graphicFrameLocks xmlns:a="http://schemas.openxmlformats.org/drawingml/2006/main" noChangeAspect="1"/>
+            </wp:cNvGraphicFramePr>
+            <a:graphic xmlns:a="http://schemas.openxmlformats.org/drawingml/2006/main">
+              <a:graphicData uri="http://schemas.openxmlformats.org/drawingml/2006/picture">
+                <pic:pic xmlns:pic="http://schemas.openxmlformats.org/drawingml/2006/picture">
+                  <pic:nvPicPr>
+                    <pic:cNvPr id="1501790199" name="Picture 1" descr="A screenshot of a computer&#10;&#10;AI-generated content may be incorrect."/>
                     <pic:cNvPicPr/>
                   </pic:nvPicPr>
                   <pic:blipFill>
@@ -211,11 +315,18 @@
                   <pic:spPr>
                     <a:xfrm>
                       <a:off x="0" y="0"/>
-                      <a:ext cx="5731510" cy="3189605"/>
+                      <a:ext cx="5731510" cy="4164330"/>
                     </a:xfrm>
                     <a:prstGeom prst="rect">
                       <a:avLst/>
                     </a:prstGeom>
+                    <a:effectLst>
+                      <a:outerShdw blurRad="63500" sx="102000" sy="102000" algn="ctr" rotWithShape="0">
+                        <a:prstClr val="black">
+                          <a:alpha val="40000"/>
+                        </a:prstClr>
+                      </a:outerShdw>
+                    </a:effectLst>
                   </pic:spPr>
                 </pic:pic>
               </a:graphicData>
@@ -233,40 +344,16 @@
         </w:numPr>
       </w:pPr>
       <w:r>
-        <w:t>Add another action Parse JSON to handle the response object</w:t>
-      </w:r>
-    </w:p>
-    <w:p>
-      <w:pPr>
-        <w:pStyle w:val="ListParagraph"/>
-        <w:numPr>
-          <w:ilvl w:val="0"/>
-          <w:numId w:val="1"/>
-        </w:numPr>
-      </w:pPr>
-      <w:r>
-        <w:t xml:space="preserve">Click Generate from sample button and add the any output from your rest </w:t>
-      </w:r>
-      <w:proofErr w:type="spellStart"/>
-      <w:r>
-        <w:t>api</w:t>
-      </w:r>
-      <w:proofErr w:type="spellEnd"/>
-      <w:r>
-        <w:t xml:space="preserve"> to create schema.</w:t>
-      </w:r>
-    </w:p>
-    <w:p>
-      <w:r>
-        <w:rPr>
-          <w:noProof/>
-        </w:rPr>
-        <w:lastRenderedPageBreak/>
+        <w:t>Add another action to convert the items as HTML</w:t>
+      </w:r>
+    </w:p>
+    <w:p>
+      <w:r>
         <w:drawing>
-          <wp:inline distT="0" distB="0" distL="0" distR="0" wp14:anchorId="5B0DDD52" wp14:editId="048AB823">
-            <wp:extent cx="5054600" cy="2831382"/>
-            <wp:effectExtent l="0" t="0" r="0" b="7620"/>
-            <wp:docPr id="5" name="Picture 5"/>
+          <wp:inline distT="0" distB="0" distL="0" distR="0" wp14:anchorId="5E963668" wp14:editId="1B38C17A">
+            <wp:extent cx="4648200" cy="2107294"/>
+            <wp:effectExtent l="95250" t="95250" r="95250" b="102870"/>
+            <wp:docPr id="1464018610" name="Picture 1" descr="A screenshot of a computer&#10;&#10;AI-generated content may be incorrect."/>
             <wp:cNvGraphicFramePr>
               <a:graphicFrameLocks xmlns:a="http://schemas.openxmlformats.org/drawingml/2006/main" noChangeAspect="1"/>
             </wp:cNvGraphicFramePr>
@@ -274,7 +361,7 @@
               <a:graphicData uri="http://schemas.openxmlformats.org/drawingml/2006/picture">
                 <pic:pic xmlns:pic="http://schemas.openxmlformats.org/drawingml/2006/picture">
                   <pic:nvPicPr>
-                    <pic:cNvPr id="1" name=""/>
+                    <pic:cNvPr id="1464018610" name="Picture 1" descr="A screenshot of a computer&#10;&#10;AI-generated content may be incorrect."/>
                     <pic:cNvPicPr/>
                   </pic:nvPicPr>
                   <pic:blipFill>
@@ -286,11 +373,18 @@
                   <pic:spPr>
                     <a:xfrm>
                       <a:off x="0" y="0"/>
-                      <a:ext cx="5057801" cy="2833175"/>
+                      <a:ext cx="4653159" cy="2109542"/>
                     </a:xfrm>
                     <a:prstGeom prst="rect">
                       <a:avLst/>
                     </a:prstGeom>
+                    <a:effectLst>
+                      <a:outerShdw blurRad="63500" sx="102000" sy="102000" algn="ctr" rotWithShape="0">
+                        <a:prstClr val="black">
+                          <a:alpha val="40000"/>
+                        </a:prstClr>
+                      </a:outerShdw>
+                    </a:effectLst>
                   </pic:spPr>
                 </pic:pic>
               </a:graphicData>
@@ -308,7 +402,8 @@
         </w:numPr>
       </w:pPr>
       <w:r>
-        <w:t>Add another action to convert the items as HTML</w:t>
+        <w:lastRenderedPageBreak/>
+        <w:t>Add another action to send email</w:t>
       </w:r>
     </w:p>
     <w:p>
@@ -320,19 +415,16 @@
         </w:numPr>
       </w:pPr>
       <w:r>
-        <w:t>Select columns as custom and Add header and value from dynamic content</w:t>
-      </w:r>
-    </w:p>
-    <w:p>
-      <w:r>
-        <w:rPr>
-          <w:noProof/>
-        </w:rPr>
+        <w:t>Add html output</w:t>
+      </w:r>
+    </w:p>
+    <w:p>
+      <w:r>
         <w:drawing>
-          <wp:inline distT="0" distB="0" distL="0" distR="0" wp14:anchorId="4F7800A3" wp14:editId="707CF77E">
-            <wp:extent cx="5092700" cy="2839183"/>
-            <wp:effectExtent l="0" t="0" r="0" b="0"/>
-            <wp:docPr id="7" name="Picture 7"/>
+          <wp:inline distT="0" distB="0" distL="0" distR="0" wp14:anchorId="4D06CC60" wp14:editId="09EEB9BF">
+            <wp:extent cx="5731510" cy="3492500"/>
+            <wp:effectExtent l="114300" t="114300" r="116840" b="107950"/>
+            <wp:docPr id="666371809" name="Picture 1" descr="A screenshot of a computer&#10;&#10;AI-generated content may be incorrect."/>
             <wp:cNvGraphicFramePr>
               <a:graphicFrameLocks xmlns:a="http://schemas.openxmlformats.org/drawingml/2006/main" noChangeAspect="1"/>
             </wp:cNvGraphicFramePr>
@@ -340,7 +432,7 @@
               <a:graphicData uri="http://schemas.openxmlformats.org/drawingml/2006/picture">
                 <pic:pic xmlns:pic="http://schemas.openxmlformats.org/drawingml/2006/picture">
                   <pic:nvPicPr>
-                    <pic:cNvPr id="1" name=""/>
+                    <pic:cNvPr id="666371809" name="Picture 1" descr="A screenshot of a computer&#10;&#10;AI-generated content may be incorrect."/>
                     <pic:cNvPicPr/>
                   </pic:nvPicPr>
                   <pic:blipFill>
@@ -352,11 +444,18 @@
                   <pic:spPr>
                     <a:xfrm>
                       <a:off x="0" y="0"/>
-                      <a:ext cx="5099678" cy="2843073"/>
+                      <a:ext cx="5731510" cy="3492500"/>
                     </a:xfrm>
                     <a:prstGeom prst="rect">
                       <a:avLst/>
                     </a:prstGeom>
+                    <a:effectLst>
+                      <a:outerShdw blurRad="63500" sx="102000" sy="102000" algn="ctr" rotWithShape="0">
+                        <a:prstClr val="black">
+                          <a:alpha val="40000"/>
+                        </a:prstClr>
+                      </a:outerShdw>
+                    </a:effectLst>
                   </pic:spPr>
                 </pic:pic>
               </a:graphicData>
@@ -374,299 +473,7 @@
         </w:numPr>
       </w:pPr>
       <w:r>
-        <w:t xml:space="preserve">Add </w:t>
-      </w:r>
-      <w:r>
-        <w:t xml:space="preserve">another action </w:t>
-      </w:r>
-      <w:r>
-        <w:t xml:space="preserve">the </w:t>
-      </w:r>
-      <w:proofErr w:type="spellStart"/>
-      <w:r>
-        <w:t>Muhimbi</w:t>
-      </w:r>
-      <w:proofErr w:type="spellEnd"/>
-      <w:r>
-        <w:t xml:space="preserve"> “</w:t>
-      </w:r>
-      <w:r>
-        <w:rPr>
-          <w:b/>
-          <w:bCs/>
-        </w:rPr>
-        <w:t>Convert HTML to PDF</w:t>
-      </w:r>
-      <w:r>
-        <w:t>” action to the Flow Canvas</w:t>
-      </w:r>
-      <w:r>
-        <w:t xml:space="preserve"> </w:t>
-      </w:r>
-    </w:p>
-    <w:p>
-      <w:pPr>
-        <w:pStyle w:val="ListParagraph"/>
-        <w:numPr>
-          <w:ilvl w:val="1"/>
-          <w:numId w:val="1"/>
-        </w:numPr>
-      </w:pPr>
-      <w:r>
-        <w:t>Create the account before using</w:t>
-      </w:r>
-    </w:p>
-    <w:p>
-      <w:pPr>
-        <w:pStyle w:val="ListParagraph"/>
-        <w:numPr>
-          <w:ilvl w:val="1"/>
-          <w:numId w:val="1"/>
-        </w:numPr>
-      </w:pPr>
-      <w:bookmarkStart w:id="0" w:name="_GoBack"/>
-      <w:bookmarkEnd w:id="0"/>
-      <w:r>
-        <w:t>This is free for small Projects</w:t>
-      </w:r>
-    </w:p>
-    <w:p>
-      <w:pPr>
-        <w:pStyle w:val="ListParagraph"/>
-        <w:numPr>
-          <w:ilvl w:val="0"/>
-          <w:numId w:val="1"/>
-        </w:numPr>
-      </w:pPr>
-      <w:r>
-        <w:t>Set the HTML output as source</w:t>
-      </w:r>
-    </w:p>
-    <w:p>
-      <w:pPr>
-        <w:ind w:left="360"/>
-      </w:pPr>
-    </w:p>
-    <w:p>
-      <w:r>
-        <w:rPr>
-          <w:noProof/>
-        </w:rPr>
-        <w:lastRenderedPageBreak/>
-        <w:drawing>
-          <wp:inline distT="0" distB="0" distL="0" distR="0" wp14:anchorId="7E5E6A1D" wp14:editId="0719E708">
-            <wp:extent cx="5731510" cy="1473835"/>
-            <wp:effectExtent l="0" t="0" r="2540" b="0"/>
-            <wp:docPr id="8" name="Picture 8"/>
-            <wp:cNvGraphicFramePr>
-              <a:graphicFrameLocks xmlns:a="http://schemas.openxmlformats.org/drawingml/2006/main" noChangeAspect="1"/>
-            </wp:cNvGraphicFramePr>
-            <a:graphic xmlns:a="http://schemas.openxmlformats.org/drawingml/2006/main">
-              <a:graphicData uri="http://schemas.openxmlformats.org/drawingml/2006/picture">
-                <pic:pic xmlns:pic="http://schemas.openxmlformats.org/drawingml/2006/picture">
-                  <pic:nvPicPr>
-                    <pic:cNvPr id="1" name=""/>
-                    <pic:cNvPicPr/>
-                  </pic:nvPicPr>
-                  <pic:blipFill>
-                    <a:blip r:embed="rId11"/>
-                    <a:stretch>
-                      <a:fillRect/>
-                    </a:stretch>
-                  </pic:blipFill>
-                  <pic:spPr>
-                    <a:xfrm>
-                      <a:off x="0" y="0"/>
-                      <a:ext cx="5731510" cy="1473835"/>
-                    </a:xfrm>
-                    <a:prstGeom prst="rect">
-                      <a:avLst/>
-                    </a:prstGeom>
-                  </pic:spPr>
-                </pic:pic>
-              </a:graphicData>
-            </a:graphic>
-          </wp:inline>
-        </w:drawing>
-      </w:r>
-    </w:p>
-    <w:p>
-      <w:pPr>
-        <w:pStyle w:val="ListParagraph"/>
-        <w:numPr>
-          <w:ilvl w:val="0"/>
-          <w:numId w:val="1"/>
-        </w:numPr>
-      </w:pPr>
-      <w:r>
-        <w:t>Add another action to send email</w:t>
-      </w:r>
-    </w:p>
-    <w:p>
-      <w:pPr>
-        <w:pStyle w:val="ListParagraph"/>
-        <w:numPr>
-          <w:ilvl w:val="0"/>
-          <w:numId w:val="1"/>
-        </w:numPr>
-      </w:pPr>
-      <w:r>
-        <w:t>Give the attachment name</w:t>
-      </w:r>
-    </w:p>
-    <w:p>
-      <w:pPr>
-        <w:pStyle w:val="ListParagraph"/>
-        <w:numPr>
-          <w:ilvl w:val="0"/>
-          <w:numId w:val="1"/>
-        </w:numPr>
-      </w:pPr>
-      <w:r>
-        <w:t>Select the attachment content as Processed file content</w:t>
-      </w:r>
-    </w:p>
-    <w:p>
-      <w:r>
-        <w:rPr>
-          <w:noProof/>
-        </w:rPr>
-        <w:drawing>
-          <wp:inline distT="0" distB="0" distL="0" distR="0" wp14:anchorId="07C0C134" wp14:editId="08C08A36">
-            <wp:extent cx="5731510" cy="5479415"/>
-            <wp:effectExtent l="0" t="0" r="2540" b="6985"/>
-            <wp:docPr id="9" name="Picture 9"/>
-            <wp:cNvGraphicFramePr>
-              <a:graphicFrameLocks xmlns:a="http://schemas.openxmlformats.org/drawingml/2006/main" noChangeAspect="1"/>
-            </wp:cNvGraphicFramePr>
-            <a:graphic xmlns:a="http://schemas.openxmlformats.org/drawingml/2006/main">
-              <a:graphicData uri="http://schemas.openxmlformats.org/drawingml/2006/picture">
-                <pic:pic xmlns:pic="http://schemas.openxmlformats.org/drawingml/2006/picture">
-                  <pic:nvPicPr>
-                    <pic:cNvPr id="1" name=""/>
-                    <pic:cNvPicPr/>
-                  </pic:nvPicPr>
-                  <pic:blipFill>
-                    <a:blip r:embed="rId12"/>
-                    <a:stretch>
-                      <a:fillRect/>
-                    </a:stretch>
-                  </pic:blipFill>
-                  <pic:spPr>
-                    <a:xfrm>
-                      <a:off x="0" y="0"/>
-                      <a:ext cx="5731510" cy="5479415"/>
-                    </a:xfrm>
-                    <a:prstGeom prst="rect">
-                      <a:avLst/>
-                    </a:prstGeom>
-                  </pic:spPr>
-                </pic:pic>
-              </a:graphicData>
-            </a:graphic>
-          </wp:inline>
-        </w:drawing>
-      </w:r>
-    </w:p>
-    <w:p>
-      <w:pPr>
-        <w:pStyle w:val="ListParagraph"/>
-        <w:numPr>
-          <w:ilvl w:val="0"/>
-          <w:numId w:val="1"/>
-        </w:numPr>
-      </w:pPr>
-      <w:r>
         <w:t>Save and test the flow</w:t>
-      </w:r>
-    </w:p>
-    <w:p>
-      <w:pPr>
-        <w:pStyle w:val="ListParagraph"/>
-        <w:numPr>
-          <w:ilvl w:val="0"/>
-          <w:numId w:val="1"/>
-        </w:numPr>
-      </w:pPr>
-      <w:r>
-        <w:t>If it throws any pdf conversion error</w:t>
-      </w:r>
-    </w:p>
-    <w:p/>
-    <w:p>
-      <w:pPr>
-        <w:rPr>
-          <w:b/>
-          <w:bCs/>
-        </w:rPr>
-      </w:pPr>
-      <w:r>
-        <w:rPr>
-          <w:b/>
-          <w:bCs/>
-        </w:rPr>
-        <w:t xml:space="preserve">Follow the fix </w:t>
-      </w:r>
-    </w:p>
-    <w:p>
-      <w:pPr>
-        <w:pStyle w:val="ListParagraph"/>
-        <w:numPr>
-          <w:ilvl w:val="0"/>
-          <w:numId w:val="4"/>
-        </w:numPr>
-      </w:pPr>
-      <w:r>
-        <w:lastRenderedPageBreak/>
-        <w:t>There is an easy fix for this.</w:t>
-      </w:r>
-    </w:p>
-    <w:p>
-      <w:pPr>
-        <w:pStyle w:val="ListParagraph"/>
-        <w:numPr>
-          <w:ilvl w:val="0"/>
-          <w:numId w:val="4"/>
-        </w:numPr>
-      </w:pPr>
-      <w:r>
-        <w:t>Export your flow.</w:t>
-      </w:r>
-    </w:p>
-    <w:p>
-      <w:pPr>
-        <w:pStyle w:val="ListParagraph"/>
-        <w:numPr>
-          <w:ilvl w:val="0"/>
-          <w:numId w:val="4"/>
-        </w:numPr>
-      </w:pPr>
-      <w:r>
-        <w:t>Import your flow (as a new flow).</w:t>
-      </w:r>
-    </w:p>
-    <w:p>
-      <w:pPr>
-        <w:pStyle w:val="ListParagraph"/>
-        <w:numPr>
-          <w:ilvl w:val="0"/>
-          <w:numId w:val="4"/>
-        </w:numPr>
-      </w:pPr>
-      <w:r>
-        <w:t>Now the new flow will work.</w:t>
-      </w:r>
-    </w:p>
-    <w:p>
-      <w:pPr>
-        <w:pStyle w:val="ListParagraph"/>
-        <w:numPr>
-          <w:ilvl w:val="0"/>
-          <w:numId w:val="4"/>
-        </w:numPr>
-      </w:pPr>
-      <w:r>
-        <w:t>this problem happens sometimes when you introduce new connectors to a flow after you have initially saved the flow without using that connector.</w:t>
       </w:r>
     </w:p>
     <w:p/>
@@ -681,7 +488,7 @@
 </file>
 
 <file path=word/numbering.xml><?xml version="1.0" encoding="utf-8"?>
-<w:numbering xmlns:wpc="http://schemas.microsoft.com/office/word/2010/wordprocessingCanvas" xmlns:cx="http://schemas.microsoft.com/office/drawing/2014/chartex" xmlns:cx1="http://schemas.microsoft.com/office/drawing/2015/9/8/chartex" xmlns:cx2="http://schemas.microsoft.com/office/drawing/2015/10/21/chartex" xmlns:cx3="http://schemas.microsoft.com/office/drawing/2016/5/9/chartex" xmlns:cx4="http://schemas.microsoft.com/office/drawing/2016/5/10/chartex" xmlns:cx5="http://schemas.microsoft.com/office/drawing/2016/5/11/chartex" xmlns:cx6="http://schemas.microsoft.com/office/drawing/2016/5/12/chartex" xmlns:cx7="http://schemas.microsoft.com/office/drawing/2016/5/13/chartex" xmlns:cx8="http://schemas.microsoft.com/office/drawing/2016/5/14/chartex" xmlns:mc="http://schemas.openxmlformats.org/markup-compatibility/2006" xmlns:aink="http://schemas.microsoft.com/office/drawing/2016/ink" xmlns:am3d="http://schemas.microsoft.com/office/drawing/2017/model3d" xmlns:o="urn:schemas-microsoft-com:office:office" xmlns:r="http://schemas.openxmlformats.org/officeDocument/2006/relationships" xmlns:m="http://schemas.openxmlformats.org/officeDocument/2006/math" xmlns:v="urn:schemas-microsoft-com:vml" xmlns:wp14="http://schemas.microsoft.com/office/word/2010/wordprocessingDrawing" xmlns:wp="http://schemas.openxmlformats.org/drawingml/2006/wordprocessingDrawing" xmlns:w10="urn:schemas-microsoft-com:office:word" xmlns:w="http://schemas.openxmlformats.org/wordprocessingml/2006/main" xmlns:w14="http://schemas.microsoft.com/office/word/2010/wordml" xmlns:w15="http://schemas.microsoft.com/office/word/2012/wordml" xmlns:w16cid="http://schemas.microsoft.com/office/word/2016/wordml/cid" xmlns:w16se="http://schemas.microsoft.com/office/word/2015/wordml/symex" xmlns:wpg="http://schemas.microsoft.com/office/word/2010/wordprocessingGroup" xmlns:wpi="http://schemas.microsoft.com/office/word/2010/wordprocessingInk" xmlns:wne="http://schemas.microsoft.com/office/word/2006/wordml" xmlns:wps="http://schemas.microsoft.com/office/word/2010/wordprocessingShape" mc:Ignorable="w14 w15 w16se w16cid wp14">
+<w:numbering xmlns:wpc="http://schemas.microsoft.com/office/word/2010/wordprocessingCanvas" xmlns:cx="http://schemas.microsoft.com/office/drawing/2014/chartex" xmlns:cx1="http://schemas.microsoft.com/office/drawing/2015/9/8/chartex" xmlns:cx2="http://schemas.microsoft.com/office/drawing/2015/10/21/chartex" xmlns:cx3="http://schemas.microsoft.com/office/drawing/2016/5/9/chartex" xmlns:cx4="http://schemas.microsoft.com/office/drawing/2016/5/10/chartex" xmlns:cx5="http://schemas.microsoft.com/office/drawing/2016/5/11/chartex" xmlns:cx6="http://schemas.microsoft.com/office/drawing/2016/5/12/chartex" xmlns:cx7="http://schemas.microsoft.com/office/drawing/2016/5/13/chartex" xmlns:cx8="http://schemas.microsoft.com/office/drawing/2016/5/14/chartex" xmlns:mc="http://schemas.openxmlformats.org/markup-compatibility/2006" xmlns:aink="http://schemas.microsoft.com/office/drawing/2016/ink" xmlns:am3d="http://schemas.microsoft.com/office/drawing/2017/model3d" xmlns:o="urn:schemas-microsoft-com:office:office" xmlns:oel="http://schemas.microsoft.com/office/2019/extlst" xmlns:r="http://schemas.openxmlformats.org/officeDocument/2006/relationships" xmlns:m="http://schemas.openxmlformats.org/officeDocument/2006/math" xmlns:v="urn:schemas-microsoft-com:vml" xmlns:wp14="http://schemas.microsoft.com/office/word/2010/wordprocessingDrawing" xmlns:wp="http://schemas.openxmlformats.org/drawingml/2006/wordprocessingDrawing" xmlns:w10="urn:schemas-microsoft-com:office:word" xmlns:w="http://schemas.openxmlformats.org/wordprocessingml/2006/main" xmlns:w14="http://schemas.microsoft.com/office/word/2010/wordml" xmlns:w15="http://schemas.microsoft.com/office/word/2012/wordml" xmlns:w16cex="http://schemas.microsoft.com/office/word/2018/wordml/cex" xmlns:w16cid="http://schemas.microsoft.com/office/word/2016/wordml/cid" xmlns:w16="http://schemas.microsoft.com/office/word/2018/wordml" xmlns:w16du="http://schemas.microsoft.com/office/word/2023/wordml/word16du" xmlns:w16sdtdh="http://schemas.microsoft.com/office/word/2020/wordml/sdtdatahash" xmlns:w16sdtfl="http://schemas.microsoft.com/office/word/2024/wordml/sdtformatlock" xmlns:w16se="http://schemas.microsoft.com/office/word/2015/wordml/symex" xmlns:wpg="http://schemas.microsoft.com/office/word/2010/wordprocessingGroup" xmlns:wpi="http://schemas.microsoft.com/office/word/2010/wordprocessingInk" xmlns:wne="http://schemas.microsoft.com/office/word/2006/wordml" xmlns:wps="http://schemas.microsoft.com/office/word/2010/wordprocessingShape" mc:Ignorable="w14 w15 w16se w16cid w16 w16cex w16sdtdh w16sdtfl w16du wp14">
   <w:abstractNum w:abstractNumId="0" w15:restartNumberingAfterBreak="0">
     <w:nsid w:val="02621A3C"/>
     <w:multiLevelType w:val="hybridMultilevel"/>
@@ -1056,23 +863,23 @@
       </w:pPr>
     </w:lvl>
   </w:abstractNum>
-  <w:num w:numId="1">
+  <w:num w:numId="1" w16cid:durableId="181287939">
     <w:abstractNumId w:val="0"/>
   </w:num>
-  <w:num w:numId="2">
+  <w:num w:numId="2" w16cid:durableId="261453515">
     <w:abstractNumId w:val="3"/>
   </w:num>
-  <w:num w:numId="3">
+  <w:num w:numId="3" w16cid:durableId="1424566207">
     <w:abstractNumId w:val="1"/>
   </w:num>
-  <w:num w:numId="4">
+  <w:num w:numId="4" w16cid:durableId="148401155">
     <w:abstractNumId w:val="2"/>
   </w:num>
 </w:numbering>
 </file>
 
 <file path=word/styles.xml><?xml version="1.0" encoding="utf-8"?>
-<w:styles xmlns:mc="http://schemas.openxmlformats.org/markup-compatibility/2006" xmlns:r="http://schemas.openxmlformats.org/officeDocument/2006/relationships" xmlns:w="http://schemas.openxmlformats.org/wordprocessingml/2006/main" xmlns:w14="http://schemas.microsoft.com/office/word/2010/wordml" xmlns:w15="http://schemas.microsoft.com/office/word/2012/wordml" xmlns:w16cid="http://schemas.microsoft.com/office/word/2016/wordml/cid" xmlns:w16se="http://schemas.microsoft.com/office/word/2015/wordml/symex" mc:Ignorable="w14 w15 w16se w16cid">
+<w:styles xmlns:mc="http://schemas.openxmlformats.org/markup-compatibility/2006" xmlns:r="http://schemas.openxmlformats.org/officeDocument/2006/relationships" xmlns:w="http://schemas.openxmlformats.org/wordprocessingml/2006/main" xmlns:w14="http://schemas.microsoft.com/office/word/2010/wordml" xmlns:w15="http://schemas.microsoft.com/office/word/2012/wordml" xmlns:w16cex="http://schemas.microsoft.com/office/word/2018/wordml/cex" xmlns:w16cid="http://schemas.microsoft.com/office/word/2016/wordml/cid" xmlns:w16="http://schemas.microsoft.com/office/word/2018/wordml" xmlns:w16du="http://schemas.microsoft.com/office/word/2023/wordml/word16du" xmlns:w16sdtdh="http://schemas.microsoft.com/office/word/2020/wordml/sdtdatahash" xmlns:w16sdtfl="http://schemas.microsoft.com/office/word/2024/wordml/sdtformatlock" xmlns:w16se="http://schemas.microsoft.com/office/word/2015/wordml/symex" mc:Ignorable="w14 w15 w16se w16cid w16 w16cex w16sdtdh w16sdtfl w16du">
   <w:docDefaults>
     <w:rPrDefault>
       <w:rPr>
@@ -1088,7 +895,7 @@
       </w:pPr>
     </w:pPrDefault>
   </w:docDefaults>
-  <w:latentStyles w:defLockedState="0" w:defUIPriority="99" w:defSemiHidden="0" w:defUnhideWhenUsed="0" w:defQFormat="0" w:count="377">
+  <w:latentStyles w:defLockedState="0" w:defUIPriority="99" w:defSemiHidden="0" w:defUnhideWhenUsed="0" w:defQFormat="0" w:count="376">
     <w:lsdException w:name="Normal" w:uiPriority="0" w:qFormat="1"/>
     <w:lsdException w:name="heading 1" w:uiPriority="9" w:qFormat="1"/>
     <w:lsdException w:name="heading 2" w:semiHidden="1" w:uiPriority="9" w:unhideWhenUsed="1" w:qFormat="1"/>
@@ -1465,7 +1272,6 @@
     <w:lsdException w:name="Hashtag" w:semiHidden="1" w:unhideWhenUsed="1"/>
     <w:lsdException w:name="Unresolved Mention" w:semiHidden="1" w:unhideWhenUsed="1"/>
     <w:lsdException w:name="Smart Link" w:semiHidden="1" w:unhideWhenUsed="1"/>
-    <w:lsdException w:name="Smart Link Error" w:semiHidden="1" w:unhideWhenUsed="1"/>
   </w:latentStyles>
   <w:style w:type="paragraph" w:default="1" w:styleId="Normal">
     <w:name w:val="Normal"/>
